--- a/output_receita_federal/despacho/documents/desp_348_20201105.docx
+++ b/output_receita_federal/despacho/documents/desp_348_20201105.docx
@@ -23,6 +23,9 @@
     <w:p>
       <w:r>
         <w:t xml:space="preserve">RICARDO SORIANO DE ALENCAR </w:t>
+      </w:r>
+      <w:r>
+        <w:br/>
       </w:r>
       <w:r>
         <w:t>Procurador-Geral</w:t>
